--- a/LAB2/Lab2.docx
+++ b/LAB2/Lab2.docx
@@ -171,17 +171,27 @@
         <w:rPr/>
       </w:pPr>
       <w:r>
+        <w:rPr>
+          <w:rtl w:val="0"/>
+        </w:rPr>
+      </w:r>
+    </w:p>
+    <w:p>
+      <w:pPr>
+        <w:rPr/>
+      </w:pPr>
+      <w:r>
         <w:rPr/>
         <w:drawing>
           <wp:inline distB="114300" distT="114300" distL="114300" distR="114300">
-            <wp:extent cx="5731200" cy="2832100"/>
+            <wp:extent cx="5731200" cy="2679700"/>
             <wp:effectExtent b="0" l="0" r="0" t="0"/>
-            <wp:docPr id="1589809478" name="image1.png"/>
+            <wp:docPr id="1589809479" name="image2.png"/>
             <a:graphic>
               <a:graphicData uri="http://schemas.openxmlformats.org/drawingml/2006/picture">
                 <pic:pic>
                   <pic:nvPicPr>
-                    <pic:cNvPr id="0" name="image1.png"/>
+                    <pic:cNvPr id="0" name="image2.png"/>
                     <pic:cNvPicPr preferRelativeResize="0"/>
                   </pic:nvPicPr>
                   <pic:blipFill>
@@ -194,7 +204,7 @@
                   <pic:spPr>
                     <a:xfrm>
                       <a:off x="0" y="0"/>
-                      <a:ext cx="5731200" cy="2832100"/>
+                      <a:ext cx="5731200" cy="2679700"/>
                     </a:xfrm>
                     <a:prstGeom prst="rect"/>
                     <a:ln/>
@@ -219,14 +229,14 @@
         <w:rPr/>
         <w:drawing>
           <wp:inline distB="114300" distT="114300" distL="114300" distR="114300">
-            <wp:extent cx="5731200" cy="3111500"/>
+            <wp:extent cx="5731200" cy="3441700"/>
             <wp:effectExtent b="0" l="0" r="0" t="0"/>
-            <wp:docPr id="1589809477" name="image2.png"/>
+            <wp:docPr id="1589809480" name="image1.png"/>
             <a:graphic>
               <a:graphicData uri="http://schemas.openxmlformats.org/drawingml/2006/picture">
                 <pic:pic>
                   <pic:nvPicPr>
-                    <pic:cNvPr id="0" name="image2.png"/>
+                    <pic:cNvPr id="0" name="image1.png"/>
                     <pic:cNvPicPr preferRelativeResize="0"/>
                   </pic:nvPicPr>
                   <pic:blipFill>
@@ -239,7 +249,7 @@
                   <pic:spPr>
                     <a:xfrm>
                       <a:off x="0" y="0"/>
-                      <a:ext cx="5731200" cy="3111500"/>
+                      <a:ext cx="5731200" cy="3441700"/>
                     </a:xfrm>
                     <a:prstGeom prst="rect"/>
                     <a:ln/>
@@ -498,6 +508,20 @@
       <w:sz w:val="56"/>
       <w:szCs w:val="56"/>
     </w:rPr>
+  </w:style>
+  <w:style w:type="table" w:styleId="TableNormal" w:default="1">
+    <w:name w:val="TableNormal"/>
+    <w:tblPr>
+      <w:tblCellMar>
+        <w:top w:w="100.0" w:type="dxa"/>
+        <w:left w:w="100.0" w:type="dxa"/>
+        <w:bottom w:w="100.0" w:type="dxa"/>
+        <w:right w:w="100.0" w:type="dxa"/>
+      </w:tblCellMar>
+    </w:tblPr>
+  </w:style>
+  <w:style w:type="paragraph" w:styleId="Normal" w:default="1">
+    <w:name w:val="normal"/>
   </w:style>
   <w:style w:type="paragraph" w:styleId="Heading7">
     <w:name w:val="heading 7"/>
@@ -1169,7 +1193,7 @@
 
 <file path=customXML/item1.xml><?xml version="1.0" encoding="utf-8"?>
 <go:gDocsCustomXmlDataStorage xmlns:go="http://customooxmlschemas.google.com/" xmlns:r="http://schemas.openxmlformats.org/officeDocument/2006/relationships" uri="GoogleDocsCustomDataVersion2">
-  <go:docsCustomData xmlns:go="http://customooxmlschemas.google.com/" roundtripDataSignature="AMtx7mihACawDAaSULVC4jic1YCwLExr4g==">CgMxLjA4AHIhMWNrTXlDd2k2M1RlLU9mOUlpVEUwQTFoT0I5aEJseXVC</go:docsCustomData>
+  <go:docsCustomData xmlns:go="http://customooxmlschemas.google.com/" roundtripDataSignature="AMtx7mgxhePkSf1meHPoesL6OVDUrD1aEg==">CgMxLjA4AHIhMU5HcmF5SkRnbHZlc1Jud293YVZZZTM1eEFrUG9xNkVy</go:docsCustomData>
 </go:gDocsCustomXmlDataStorage>
 </file>
 
